--- a/docs/package/out/BrokerVerse_Discovery_Workbook_Guide.docx
+++ b/docs/package/out/BrokerVerse_Discovery_Workbook_Guide.docx
@@ -10,7 +10,7 @@
       <w:r>
         <w:rPr/>
         <w:drawing>
-          <wp:anchor behindDoc="1" distT="0" distB="0" distL="0" distR="0" simplePos="0" locked="0" layoutInCell="0" allowOverlap="1" relativeHeight="16">
+          <wp:anchor behindDoc="1" distT="0" distB="0" distL="0" distR="0" simplePos="0" locked="0" layoutInCell="0" allowOverlap="1" relativeHeight="15">
             <wp:simplePos x="0" y="0"/>
             <wp:positionH relativeFrom="margin">
               <wp:posOffset>-914400</wp:posOffset>
@@ -55,7 +55,7 @@
           </wp:anchor>
         </w:drawing>
         <w:drawing>
-          <wp:anchor behindDoc="1" distT="0" distB="0" distL="0" distR="0" simplePos="0" locked="0" layoutInCell="0" allowOverlap="1" relativeHeight="27">
+          <wp:anchor behindDoc="1" distT="0" distB="0" distL="0" distR="0" simplePos="0" locked="0" layoutInCell="0" allowOverlap="1" relativeHeight="26">
             <wp:simplePos x="0" y="0"/>
             <wp:positionH relativeFrom="margin">
               <wp:align>center</wp:align>
@@ -111,7 +111,7 @@
         <mc:AlternateContent>
           <mc:Choice Requires="wps">
             <w:drawing>
-              <wp:anchor behindDoc="0" distT="45720" distB="45720" distL="114300" distR="114300" simplePos="0" locked="0" layoutInCell="0" allowOverlap="1" relativeHeight="17" wp14:anchorId="3D43415C">
+              <wp:anchor behindDoc="0" distT="45720" distB="45720" distL="114300" distR="114300" simplePos="0" locked="0" layoutInCell="0" allowOverlap="1" relativeHeight="16" wp14:anchorId="3D43415C">
                 <wp:simplePos x="0" y="0"/>
                 <wp:positionH relativeFrom="page">
                   <wp:posOffset>194310</wp:posOffset>
@@ -226,7 +226,7 @@
         <mc:AlternateContent>
           <mc:Choice Requires="wps">
             <w:drawing>
-              <wp:anchor behindDoc="0" distT="45720" distB="45720" distL="113030" distR="114935" simplePos="0" locked="0" layoutInCell="0" allowOverlap="1" relativeHeight="19" wp14:anchorId="58C23128">
+              <wp:anchor behindDoc="0" distT="45720" distB="45720" distL="113030" distR="114935" simplePos="0" locked="0" layoutInCell="0" allowOverlap="1" relativeHeight="18" wp14:anchorId="58C23128">
                 <wp:simplePos x="0" y="0"/>
                 <wp:positionH relativeFrom="page">
                   <wp:posOffset>3094990</wp:posOffset>
@@ -341,7 +341,7 @@
         <mc:AlternateContent>
           <mc:Choice Requires="wps">
             <w:drawing>
-              <wp:anchor behindDoc="0" distT="45720" distB="45720" distL="114300" distR="113665" simplePos="0" locked="0" layoutInCell="0" allowOverlap="1" relativeHeight="21" wp14:anchorId="1BF25123">
+              <wp:anchor behindDoc="0" distT="45720" distB="45720" distL="114300" distR="113665" simplePos="0" locked="0" layoutInCell="0" allowOverlap="1" relativeHeight="20" wp14:anchorId="1BF25123">
                 <wp:simplePos x="0" y="0"/>
                 <wp:positionH relativeFrom="page">
                   <wp:posOffset>4992370</wp:posOffset>
@@ -456,7 +456,7 @@
         <mc:AlternateContent>
           <mc:Choice Requires="wps">
             <w:drawing>
-              <wp:anchor behindDoc="0" distT="45720" distB="46355" distL="114300" distR="114300" simplePos="0" locked="0" layoutInCell="0" allowOverlap="1" relativeHeight="23" wp14:anchorId="01DE2BF4">
+              <wp:anchor behindDoc="0" distT="45720" distB="46355" distL="114300" distR="114300" simplePos="0" locked="0" layoutInCell="0" allowOverlap="1" relativeHeight="22" wp14:anchorId="01DE2BF4">
                 <wp:simplePos x="0" y="0"/>
                 <wp:positionH relativeFrom="margin">
                   <wp:align>center</wp:align>
@@ -601,7 +601,7 @@
         <mc:AlternateContent>
           <mc:Choice Requires="wps">
             <w:drawing>
-              <wp:anchor behindDoc="0" distT="45720" distB="50800" distL="114300" distR="114300" simplePos="0" locked="0" layoutInCell="0" allowOverlap="1" relativeHeight="25" wp14:anchorId="204C02CC">
+              <wp:anchor behindDoc="0" distT="45720" distB="50800" distL="114300" distR="114300" simplePos="0" locked="0" layoutInCell="0" allowOverlap="1" relativeHeight="24" wp14:anchorId="204C02CC">
                 <wp:simplePos x="0" y="0"/>
                 <wp:positionH relativeFrom="margin">
                   <wp:align>center</wp:align>
@@ -789,7 +789,7 @@
             </w:rPr>
             <w:fldChar w:fldCharType="separate"/>
           </w:r>
-          <w:hyperlink w:anchor="__RefHeading___Toc1762_2900764642">
+          <w:hyperlink w:anchor="__RefHeading___Toc46379_4195859891">
             <w:r>
               <w:rPr>
                 <w:webHidden/>
@@ -824,7 +824,7 @@
             </w:tabs>
             <w:rPr/>
           </w:pPr>
-          <w:hyperlink w:anchor="__RefHeading___Toc1764_2900764642">
+          <w:hyperlink w:anchor="__RefHeading___Toc46381_4195859891">
             <w:r>
               <w:rPr>
                 <w:webHidden/>
@@ -853,7 +853,7 @@
             </w:tabs>
             <w:rPr/>
           </w:pPr>
-          <w:hyperlink w:anchor="__RefHeading___Toc1766_2900764642">
+          <w:hyperlink w:anchor="__RefHeading___Toc46383_4195859891">
             <w:r>
               <w:rPr>
                 <w:webHidden/>
@@ -875,7 +875,7 @@
             </w:tabs>
             <w:rPr/>
           </w:pPr>
-          <w:hyperlink w:anchor="__RefHeading___Toc1768_2900764642">
+          <w:hyperlink w:anchor="__RefHeading___Toc46385_4195859891">
             <w:r>
               <w:rPr>
                 <w:webHidden/>
@@ -897,7 +897,7 @@
             </w:tabs>
             <w:rPr/>
           </w:pPr>
-          <w:hyperlink w:anchor="__RefHeading___Toc1770_2900764642">
+          <w:hyperlink w:anchor="__RefHeading___Toc46387_4195859891">
             <w:r>
               <w:rPr>
                 <w:webHidden/>
@@ -919,7 +919,7 @@
             </w:tabs>
             <w:rPr/>
           </w:pPr>
-          <w:hyperlink w:anchor="__RefHeading___Toc1772_2900764642">
+          <w:hyperlink w:anchor="__RefHeading___Toc46389_4195859891">
             <w:r>
               <w:rPr>
                 <w:webHidden/>
@@ -941,7 +941,7 @@
             </w:tabs>
             <w:rPr/>
           </w:pPr>
-          <w:hyperlink w:anchor="__RefHeading___Toc1774_2900764642">
+          <w:hyperlink w:anchor="__RefHeading___Toc46391_4195859891">
             <w:r>
               <w:rPr>
                 <w:webHidden/>
@@ -963,7 +963,7 @@
             </w:tabs>
             <w:rPr/>
           </w:pPr>
-          <w:hyperlink w:anchor="__RefHeading___Toc1776_2900764642">
+          <w:hyperlink w:anchor="__RefHeading___Toc46393_4195859891">
             <w:r>
               <w:rPr>
                 <w:webHidden/>
@@ -985,7 +985,7 @@
             </w:tabs>
             <w:rPr/>
           </w:pPr>
-          <w:hyperlink w:anchor="__RefHeading___Toc1778_2900764642">
+          <w:hyperlink w:anchor="__RefHeading___Toc46395_4195859891">
             <w:r>
               <w:rPr>
                 <w:webHidden/>
@@ -1007,7 +1007,7 @@
             </w:tabs>
             <w:rPr/>
           </w:pPr>
-          <w:hyperlink w:anchor="__RefHeading___Toc1780_2900764642">
+          <w:hyperlink w:anchor="__RefHeading___Toc46397_4195859891">
             <w:r>
               <w:rPr>
                 <w:webHidden/>
@@ -1029,7 +1029,7 @@
             </w:tabs>
             <w:rPr/>
           </w:pPr>
-          <w:hyperlink w:anchor="__RefHeading___Toc1782_2900764642">
+          <w:hyperlink w:anchor="__RefHeading___Toc46399_4195859891">
             <w:r>
               <w:rPr>
                 <w:webHidden/>
@@ -1051,7 +1051,7 @@
             </w:tabs>
             <w:rPr/>
           </w:pPr>
-          <w:hyperlink w:anchor="__RefHeading___Toc1784_2900764642">
+          <w:hyperlink w:anchor="__RefHeading___Toc46401_4195859891">
             <w:r>
               <w:rPr>
                 <w:webHidden/>
@@ -1073,7 +1073,7 @@
             </w:tabs>
             <w:rPr/>
           </w:pPr>
-          <w:hyperlink w:anchor="__RefHeading___Toc1786_2900764642">
+          <w:hyperlink w:anchor="__RefHeading___Toc46403_4195859891">
             <w:r>
               <w:rPr>
                 <w:webHidden/>
@@ -1095,7 +1095,7 @@
             </w:tabs>
             <w:rPr/>
           </w:pPr>
-          <w:hyperlink w:anchor="__RefHeading___Toc1788_2900764642">
+          <w:hyperlink w:anchor="__RefHeading___Toc46405_4195859891">
             <w:r>
               <w:rPr>
                 <w:webHidden/>
@@ -1117,7 +1117,7 @@
             </w:tabs>
             <w:rPr/>
           </w:pPr>
-          <w:hyperlink w:anchor="__RefHeading___Toc1790_2900764642">
+          <w:hyperlink w:anchor="__RefHeading___Toc46407_4195859891">
             <w:r>
               <w:rPr>
                 <w:webHidden/>
@@ -1139,7 +1139,7 @@
             </w:tabs>
             <w:rPr/>
           </w:pPr>
-          <w:hyperlink w:anchor="__RefHeading___Toc1792_2900764642">
+          <w:hyperlink w:anchor="__RefHeading___Toc46409_4195859891">
             <w:r>
               <w:rPr>
                 <w:webHidden/>
@@ -1161,7 +1161,7 @@
             </w:tabs>
             <w:rPr/>
           </w:pPr>
-          <w:hyperlink w:anchor="__RefHeading___Toc1794_2900764642">
+          <w:hyperlink w:anchor="__RefHeading___Toc46411_4195859891">
             <w:r>
               <w:rPr>
                 <w:webHidden/>
@@ -1183,7 +1183,7 @@
             </w:tabs>
             <w:rPr/>
           </w:pPr>
-          <w:hyperlink w:anchor="__RefHeading___Toc1796_2900764642">
+          <w:hyperlink w:anchor="__RefHeading___Toc46413_4195859891">
             <w:r>
               <w:rPr>
                 <w:webHidden/>
@@ -1205,7 +1205,7 @@
             </w:tabs>
             <w:rPr/>
           </w:pPr>
-          <w:hyperlink w:anchor="__RefHeading___Toc1798_2900764642">
+          <w:hyperlink w:anchor="__RefHeading___Toc46415_4195859891">
             <w:r>
               <w:rPr>
                 <w:webHidden/>
@@ -1253,7 +1253,7 @@
       <w:r>
         <w:br w:type="page"/>
       </w:r>
-      <w:bookmarkStart w:id="0" w:name="__RefHeading___Toc1762_2900764642"/>
+      <w:bookmarkStart w:id="0" w:name="__RefHeading___Toc46379_4195859891"/>
       <w:bookmarkStart w:id="1" w:name="_Toc48319687"/>
       <w:bookmarkStart w:id="2" w:name="_Toc11824118"/>
       <w:bookmarkEnd w:id="0"/>
@@ -1896,7 +1896,7 @@
           <w:spacing w:val="0"/>
         </w:rPr>
       </w:pPr>
-      <w:bookmarkStart w:id="4" w:name="__RefHeading___Toc1764_2900764642"/>
+      <w:bookmarkStart w:id="4" w:name="__RefHeading___Toc46381_4195859891"/>
       <w:bookmarkStart w:id="5" w:name="_Toc233203388"/>
       <w:bookmarkEnd w:id="4"/>
       <w:r>
@@ -3201,7 +3201,7 @@
         <w:pageBreakBefore w:val="false"/>
         <w:rPr/>
       </w:pPr>
-      <w:bookmarkStart w:id="6" w:name="__RefHeading___Toc1766_2900764642"/>
+      <w:bookmarkStart w:id="6" w:name="__RefHeading___Toc46383_4195859891"/>
       <w:bookmarkEnd w:id="6"/>
       <w:r>
         <w:rPr>
@@ -3218,7 +3218,7 @@
         <w:pStyle w:val="Heading2"/>
         <w:rPr/>
       </w:pPr>
-      <w:bookmarkStart w:id="7" w:name="__RefHeading___Toc1768_2900764642"/>
+      <w:bookmarkStart w:id="7" w:name="__RefHeading___Toc46385_4195859891"/>
       <w:bookmarkEnd w:id="7"/>
       <w:r>
         <w:rPr>
@@ -3282,7 +3282,7 @@
         <w:pStyle w:val="Heading2"/>
         <w:rPr/>
       </w:pPr>
-      <w:bookmarkStart w:id="8" w:name="__RefHeading___Toc1770_2900764642"/>
+      <w:bookmarkStart w:id="8" w:name="__RefHeading___Toc46387_4195859891"/>
       <w:bookmarkEnd w:id="8"/>
       <w:r>
         <w:rPr>
@@ -5290,7 +5290,7 @@
         <w:pStyle w:val="Heading1"/>
         <w:rPr/>
       </w:pPr>
-      <w:bookmarkStart w:id="9" w:name="__RefHeading___Toc1772_2900764642"/>
+      <w:bookmarkStart w:id="9" w:name="__RefHeading___Toc46389_4195859891"/>
       <w:bookmarkEnd w:id="9"/>
       <w:r>
         <w:rPr>
@@ -5307,7 +5307,7 @@
         <w:pStyle w:val="Heading2"/>
         <w:rPr/>
       </w:pPr>
-      <w:bookmarkStart w:id="10" w:name="__RefHeading___Toc1774_2900764642"/>
+      <w:bookmarkStart w:id="10" w:name="__RefHeading___Toc46391_4195859891"/>
       <w:bookmarkEnd w:id="10"/>
       <w:r>
         <w:rPr>
@@ -5417,7 +5417,7 @@
         <w:pStyle w:val="Heading2"/>
         <w:rPr/>
       </w:pPr>
-      <w:bookmarkStart w:id="11" w:name="__RefHeading___Toc1776_2900764642"/>
+      <w:bookmarkStart w:id="11" w:name="__RefHeading___Toc46393_4195859891"/>
       <w:bookmarkEnd w:id="11"/>
       <w:r>
         <w:rPr>
@@ -5494,7 +5494,7 @@
         <w:pStyle w:val="Heading1"/>
         <w:rPr/>
       </w:pPr>
-      <w:bookmarkStart w:id="12" w:name="__RefHeading___Toc1778_2900764642"/>
+      <w:bookmarkStart w:id="12" w:name="__RefHeading___Toc46395_4195859891"/>
       <w:bookmarkEnd w:id="12"/>
       <w:r>
         <w:rPr>
@@ -7480,7 +7480,7 @@
         <w:pStyle w:val="Heading1"/>
         <w:rPr/>
       </w:pPr>
-      <w:bookmarkStart w:id="13" w:name="__RefHeading___Toc1780_2900764642"/>
+      <w:bookmarkStart w:id="13" w:name="__RefHeading___Toc46397_4195859891"/>
       <w:bookmarkEnd w:id="13"/>
       <w:r>
         <w:rPr>
@@ -7497,7 +7497,7 @@
         <w:pStyle w:val="Heading2"/>
         <w:rPr/>
       </w:pPr>
-      <w:bookmarkStart w:id="14" w:name="__RefHeading___Toc1782_2900764642"/>
+      <w:bookmarkStart w:id="14" w:name="__RefHeading___Toc46399_4195859891"/>
       <w:bookmarkEnd w:id="14"/>
       <w:r>
         <w:rPr>
@@ -7609,7 +7609,7 @@
         <w:pStyle w:val="Heading2"/>
         <w:rPr/>
       </w:pPr>
-      <w:bookmarkStart w:id="15" w:name="__RefHeading___Toc1784_2900764642"/>
+      <w:bookmarkStart w:id="15" w:name="__RefHeading___Toc46401_4195859891"/>
       <w:bookmarkEnd w:id="15"/>
       <w:r>
         <w:rPr>
@@ -7789,7 +7789,7 @@
         <w:pStyle w:val="Heading2"/>
         <w:rPr/>
       </w:pPr>
-      <w:bookmarkStart w:id="16" w:name="__RefHeading___Toc1786_2900764642"/>
+      <w:bookmarkStart w:id="16" w:name="__RefHeading___Toc46403_4195859891"/>
       <w:bookmarkEnd w:id="16"/>
       <w:r>
         <w:rPr>
@@ -8445,7 +8445,7 @@
         <w:pStyle w:val="Heading2"/>
         <w:rPr/>
       </w:pPr>
-      <w:bookmarkStart w:id="17" w:name="__RefHeading___Toc1788_2900764642"/>
+      <w:bookmarkStart w:id="17" w:name="__RefHeading___Toc46405_4195859891"/>
       <w:bookmarkEnd w:id="17"/>
       <w:r>
         <w:rPr>
@@ -9302,7 +9302,7 @@
         <w:pStyle w:val="Heading1"/>
         <w:rPr/>
       </w:pPr>
-      <w:bookmarkStart w:id="18" w:name="__RefHeading___Toc1790_2900764642"/>
+      <w:bookmarkStart w:id="18" w:name="__RefHeading___Toc46407_4195859891"/>
       <w:bookmarkEnd w:id="18"/>
       <w:r>
         <w:rPr>
@@ -9319,7 +9319,7 @@
         <w:pStyle w:val="Heading2"/>
         <w:rPr/>
       </w:pPr>
-      <w:bookmarkStart w:id="19" w:name="__RefHeading___Toc1792_2900764642"/>
+      <w:bookmarkStart w:id="19" w:name="__RefHeading___Toc46409_4195859891"/>
       <w:bookmarkEnd w:id="19"/>
       <w:r>
         <w:rPr>
@@ -9393,7 +9393,7 @@
         <w:pStyle w:val="Heading2"/>
         <w:rPr/>
       </w:pPr>
-      <w:bookmarkStart w:id="20" w:name="__RefHeading___Toc1794_2900764642"/>
+      <w:bookmarkStart w:id="20" w:name="__RefHeading___Toc46411_4195859891"/>
       <w:bookmarkEnd w:id="20"/>
       <w:r>
         <w:rPr>
@@ -9519,7 +9519,7 @@
         <w:pStyle w:val="Heading2"/>
         <w:rPr/>
       </w:pPr>
-      <w:bookmarkStart w:id="21" w:name="__RefHeading___Toc1796_2900764642"/>
+      <w:bookmarkStart w:id="21" w:name="__RefHeading___Toc46413_4195859891"/>
       <w:bookmarkEnd w:id="21"/>
       <w:r>
         <w:rPr>
@@ -10051,7 +10051,7 @@
           <w:spacing w:val="0"/>
         </w:rPr>
       </w:pPr>
-      <w:bookmarkStart w:id="22" w:name="__RefHeading___Toc1798_2900764642"/>
+      <w:bookmarkStart w:id="22" w:name="__RefHeading___Toc46415_4195859891"/>
       <w:bookmarkStart w:id="23" w:name="_Toc233203395"/>
       <w:bookmarkEnd w:id="22"/>
       <w:r>
@@ -10415,14 +10415,13 @@
             </w:pPr>
             <w:r>
               <w:rPr>
-                <w:rFonts w:eastAsia="Segoe UI" w:cs="Segoe UI" w:ascii="Segoe UI" w:hAnsi="Segoe UI"/>
-                <w:color w:val="101820"/>
-                <w:kern w:val="0"/>
-                <w:sz w:val="16"/>
-                <w:szCs w:val="24"/>
-                <w:lang w:val="en-US" w:eastAsia="ja-JP" w:bidi="ar-SA"/>
-              </w:rPr>
-              <w:t>Closed</w:t>
+                <w:rFonts w:eastAsia="Arial" w:cs="Segoe UI" w:ascii="Segoe UI" w:hAnsi="Segoe UI"/>
+                <w:color w:val="101820"/>
+                <w:kern w:val="0"/>
+                <w:sz w:val="16"/>
+                <w:szCs w:val="16"/>
+                <w:lang w:val="en-US" w:eastAsia="ja-JP" w:bidi="ar-SA"/>
+              </w:rPr>
             </w:r>
           </w:p>
         </w:tc>
@@ -11797,19 +11796,6 @@
       <w:r>
         <w:rPr/>
       </w:r>
-      <w:r>
-        <w:br w:type="page"/>
-      </w:r>
-    </w:p>
-    <w:p>
-      <w:pPr>
-        <w:pStyle w:val="Normal"/>
-        <w:spacing w:before="0" w:after="160"/>
-        <w:rPr/>
-      </w:pPr>
-      <w:r>
-        <w:rPr/>
-      </w:r>
     </w:p>
     <w:p>
       <w:pPr>
@@ -11823,7 +11809,7 @@
       <w:r>
         <w:rPr/>
         <w:drawing>
-          <wp:anchor behindDoc="1" distT="0" distB="0" distL="0" distR="0" simplePos="0" locked="0" layoutInCell="0" allowOverlap="1" relativeHeight="15">
+          <wp:anchor behindDoc="1" distT="0" distB="0" distL="0" distR="0" simplePos="0" locked="0" layoutInCell="0" allowOverlap="1" relativeHeight="14">
             <wp:simplePos x="0" y="0"/>
             <wp:positionH relativeFrom="margin">
               <wp:align>center</wp:align>
@@ -11894,7 +11880,7 @@
     <w:r>
       <w:rPr/>
       <w:drawing>
-        <wp:anchor behindDoc="1" distT="0" distB="0" distL="0" distR="0" simplePos="0" locked="0" layoutInCell="0" allowOverlap="1" relativeHeight="14">
+        <wp:anchor behindDoc="1" distT="0" distB="0" distL="0" distR="0" simplePos="0" locked="0" layoutInCell="0" allowOverlap="1" relativeHeight="13">
           <wp:simplePos x="0" y="0"/>
           <wp:positionH relativeFrom="page">
             <wp:align>left</wp:align>
@@ -11953,7 +11939,7 @@
     <w:r>
       <w:rPr/>
       <w:drawing>
-        <wp:anchor behindDoc="1" distT="0" distB="0" distL="0" distR="0" simplePos="0" locked="0" layoutInCell="0" allowOverlap="1" relativeHeight="14">
+        <wp:anchor behindDoc="1" distT="0" distB="0" distL="0" distR="0" simplePos="0" locked="0" layoutInCell="0" allowOverlap="1" relativeHeight="13">
           <wp:simplePos x="0" y="0"/>
           <wp:positionH relativeFrom="page">
             <wp:align>left</wp:align>

--- a/docs/package/out/BrokerVerse_Discovery_Workbook_Guide.docx
+++ b/docs/package/out/BrokerVerse_Discovery_Workbook_Guide.docx
@@ -789,7 +789,7 @@
             </w:rPr>
             <w:fldChar w:fldCharType="separate"/>
           </w:r>
-          <w:hyperlink w:anchor="__RefHeading___Toc46379_4195859891">
+          <w:hyperlink w:anchor="__RefHeading___Toc46379_3949650649">
             <w:r>
               <w:rPr>
                 <w:webHidden/>
@@ -824,7 +824,7 @@
             </w:tabs>
             <w:rPr/>
           </w:pPr>
-          <w:hyperlink w:anchor="__RefHeading___Toc46381_4195859891">
+          <w:hyperlink w:anchor="__RefHeading___Toc46381_3949650649">
             <w:r>
               <w:rPr>
                 <w:webHidden/>
@@ -853,7 +853,7 @@
             </w:tabs>
             <w:rPr/>
           </w:pPr>
-          <w:hyperlink w:anchor="__RefHeading___Toc46383_4195859891">
+          <w:hyperlink w:anchor="__RefHeading___Toc46383_3949650649">
             <w:r>
               <w:rPr>
                 <w:webHidden/>
@@ -875,7 +875,7 @@
             </w:tabs>
             <w:rPr/>
           </w:pPr>
-          <w:hyperlink w:anchor="__RefHeading___Toc46385_4195859891">
+          <w:hyperlink w:anchor="__RefHeading___Toc46385_3949650649">
             <w:r>
               <w:rPr>
                 <w:webHidden/>
@@ -897,7 +897,7 @@
             </w:tabs>
             <w:rPr/>
           </w:pPr>
-          <w:hyperlink w:anchor="__RefHeading___Toc46387_4195859891">
+          <w:hyperlink w:anchor="__RefHeading___Toc46387_3949650649">
             <w:r>
               <w:rPr>
                 <w:webHidden/>
@@ -919,7 +919,7 @@
             </w:tabs>
             <w:rPr/>
           </w:pPr>
-          <w:hyperlink w:anchor="__RefHeading___Toc46389_4195859891">
+          <w:hyperlink w:anchor="__RefHeading___Toc46389_3949650649">
             <w:r>
               <w:rPr>
                 <w:webHidden/>
@@ -941,7 +941,7 @@
             </w:tabs>
             <w:rPr/>
           </w:pPr>
-          <w:hyperlink w:anchor="__RefHeading___Toc46391_4195859891">
+          <w:hyperlink w:anchor="__RefHeading___Toc46391_3949650649">
             <w:r>
               <w:rPr>
                 <w:webHidden/>
@@ -963,7 +963,7 @@
             </w:tabs>
             <w:rPr/>
           </w:pPr>
-          <w:hyperlink w:anchor="__RefHeading___Toc46393_4195859891">
+          <w:hyperlink w:anchor="__RefHeading___Toc46393_3949650649">
             <w:r>
               <w:rPr>
                 <w:webHidden/>
@@ -985,7 +985,7 @@
             </w:tabs>
             <w:rPr/>
           </w:pPr>
-          <w:hyperlink w:anchor="__RefHeading___Toc46395_4195859891">
+          <w:hyperlink w:anchor="__RefHeading___Toc46395_3949650649">
             <w:r>
               <w:rPr>
                 <w:webHidden/>
@@ -1007,7 +1007,7 @@
             </w:tabs>
             <w:rPr/>
           </w:pPr>
-          <w:hyperlink w:anchor="__RefHeading___Toc46397_4195859891">
+          <w:hyperlink w:anchor="__RefHeading___Toc46397_3949650649">
             <w:r>
               <w:rPr>
                 <w:webHidden/>
@@ -1029,7 +1029,7 @@
             </w:tabs>
             <w:rPr/>
           </w:pPr>
-          <w:hyperlink w:anchor="__RefHeading___Toc46399_4195859891">
+          <w:hyperlink w:anchor="__RefHeading___Toc46399_3949650649">
             <w:r>
               <w:rPr>
                 <w:webHidden/>
@@ -1051,7 +1051,7 @@
             </w:tabs>
             <w:rPr/>
           </w:pPr>
-          <w:hyperlink w:anchor="__RefHeading___Toc46401_4195859891">
+          <w:hyperlink w:anchor="__RefHeading___Toc46401_3949650649">
             <w:r>
               <w:rPr>
                 <w:webHidden/>
@@ -1073,7 +1073,7 @@
             </w:tabs>
             <w:rPr/>
           </w:pPr>
-          <w:hyperlink w:anchor="__RefHeading___Toc46403_4195859891">
+          <w:hyperlink w:anchor="__RefHeading___Toc46403_3949650649">
             <w:r>
               <w:rPr>
                 <w:webHidden/>
@@ -1095,7 +1095,7 @@
             </w:tabs>
             <w:rPr/>
           </w:pPr>
-          <w:hyperlink w:anchor="__RefHeading___Toc46405_4195859891">
+          <w:hyperlink w:anchor="__RefHeading___Toc46405_3949650649">
             <w:r>
               <w:rPr>
                 <w:webHidden/>
@@ -1117,7 +1117,7 @@
             </w:tabs>
             <w:rPr/>
           </w:pPr>
-          <w:hyperlink w:anchor="__RefHeading___Toc46407_4195859891">
+          <w:hyperlink w:anchor="__RefHeading___Toc46407_3949650649">
             <w:r>
               <w:rPr>
                 <w:webHidden/>
@@ -1139,7 +1139,7 @@
             </w:tabs>
             <w:rPr/>
           </w:pPr>
-          <w:hyperlink w:anchor="__RefHeading___Toc46409_4195859891">
+          <w:hyperlink w:anchor="__RefHeading___Toc46409_3949650649">
             <w:r>
               <w:rPr>
                 <w:webHidden/>
@@ -1161,7 +1161,7 @@
             </w:tabs>
             <w:rPr/>
           </w:pPr>
-          <w:hyperlink w:anchor="__RefHeading___Toc46411_4195859891">
+          <w:hyperlink w:anchor="__RefHeading___Toc46411_3949650649">
             <w:r>
               <w:rPr>
                 <w:webHidden/>
@@ -1183,7 +1183,7 @@
             </w:tabs>
             <w:rPr/>
           </w:pPr>
-          <w:hyperlink w:anchor="__RefHeading___Toc46413_4195859891">
+          <w:hyperlink w:anchor="__RefHeading___Toc46413_3949650649">
             <w:r>
               <w:rPr>
                 <w:webHidden/>
@@ -1205,7 +1205,7 @@
             </w:tabs>
             <w:rPr/>
           </w:pPr>
-          <w:hyperlink w:anchor="__RefHeading___Toc46415_4195859891">
+          <w:hyperlink w:anchor="__RefHeading___Toc46415_3949650649">
             <w:r>
               <w:rPr>
                 <w:webHidden/>
@@ -1253,7 +1253,7 @@
       <w:r>
         <w:br w:type="page"/>
       </w:r>
-      <w:bookmarkStart w:id="0" w:name="__RefHeading___Toc46379_4195859891"/>
+      <w:bookmarkStart w:id="0" w:name="__RefHeading___Toc46379_3949650649"/>
       <w:bookmarkStart w:id="1" w:name="_Toc48319687"/>
       <w:bookmarkStart w:id="2" w:name="_Toc11824118"/>
       <w:bookmarkEnd w:id="0"/>
@@ -1896,7 +1896,7 @@
           <w:spacing w:val="0"/>
         </w:rPr>
       </w:pPr>
-      <w:bookmarkStart w:id="4" w:name="__RefHeading___Toc46381_4195859891"/>
+      <w:bookmarkStart w:id="4" w:name="__RefHeading___Toc46381_3949650649"/>
       <w:bookmarkStart w:id="5" w:name="_Toc233203388"/>
       <w:bookmarkEnd w:id="4"/>
       <w:r>
@@ -3201,7 +3201,7 @@
         <w:pageBreakBefore w:val="false"/>
         <w:rPr/>
       </w:pPr>
-      <w:bookmarkStart w:id="6" w:name="__RefHeading___Toc46383_4195859891"/>
+      <w:bookmarkStart w:id="6" w:name="__RefHeading___Toc46383_3949650649"/>
       <w:bookmarkEnd w:id="6"/>
       <w:r>
         <w:rPr>
@@ -3218,7 +3218,7 @@
         <w:pStyle w:val="Heading2"/>
         <w:rPr/>
       </w:pPr>
-      <w:bookmarkStart w:id="7" w:name="__RefHeading___Toc46385_4195859891"/>
+      <w:bookmarkStart w:id="7" w:name="__RefHeading___Toc46385_3949650649"/>
       <w:bookmarkEnd w:id="7"/>
       <w:r>
         <w:rPr>
@@ -3282,7 +3282,7 @@
         <w:pStyle w:val="Heading2"/>
         <w:rPr/>
       </w:pPr>
-      <w:bookmarkStart w:id="8" w:name="__RefHeading___Toc46387_4195859891"/>
+      <w:bookmarkStart w:id="8" w:name="__RefHeading___Toc46387_3949650649"/>
       <w:bookmarkEnd w:id="8"/>
       <w:r>
         <w:rPr>
@@ -5290,7 +5290,7 @@
         <w:pStyle w:val="Heading1"/>
         <w:rPr/>
       </w:pPr>
-      <w:bookmarkStart w:id="9" w:name="__RefHeading___Toc46389_4195859891"/>
+      <w:bookmarkStart w:id="9" w:name="__RefHeading___Toc46389_3949650649"/>
       <w:bookmarkEnd w:id="9"/>
       <w:r>
         <w:rPr>
@@ -5307,7 +5307,7 @@
         <w:pStyle w:val="Heading2"/>
         <w:rPr/>
       </w:pPr>
-      <w:bookmarkStart w:id="10" w:name="__RefHeading___Toc46391_4195859891"/>
+      <w:bookmarkStart w:id="10" w:name="__RefHeading___Toc46391_3949650649"/>
       <w:bookmarkEnd w:id="10"/>
       <w:r>
         <w:rPr>
@@ -5417,7 +5417,7 @@
         <w:pStyle w:val="Heading2"/>
         <w:rPr/>
       </w:pPr>
-      <w:bookmarkStart w:id="11" w:name="__RefHeading___Toc46393_4195859891"/>
+      <w:bookmarkStart w:id="11" w:name="__RefHeading___Toc46393_3949650649"/>
       <w:bookmarkEnd w:id="11"/>
       <w:r>
         <w:rPr>
@@ -5494,7 +5494,7 @@
         <w:pStyle w:val="Heading1"/>
         <w:rPr/>
       </w:pPr>
-      <w:bookmarkStart w:id="12" w:name="__RefHeading___Toc46395_4195859891"/>
+      <w:bookmarkStart w:id="12" w:name="__RefHeading___Toc46395_3949650649"/>
       <w:bookmarkEnd w:id="12"/>
       <w:r>
         <w:rPr>
@@ -7480,7 +7480,7 @@
         <w:pStyle w:val="Heading1"/>
         <w:rPr/>
       </w:pPr>
-      <w:bookmarkStart w:id="13" w:name="__RefHeading___Toc46397_4195859891"/>
+      <w:bookmarkStart w:id="13" w:name="__RefHeading___Toc46397_3949650649"/>
       <w:bookmarkEnd w:id="13"/>
       <w:r>
         <w:rPr>
@@ -7497,7 +7497,7 @@
         <w:pStyle w:val="Heading2"/>
         <w:rPr/>
       </w:pPr>
-      <w:bookmarkStart w:id="14" w:name="__RefHeading___Toc46399_4195859891"/>
+      <w:bookmarkStart w:id="14" w:name="__RefHeading___Toc46399_3949650649"/>
       <w:bookmarkEnd w:id="14"/>
       <w:r>
         <w:rPr>
@@ -7609,7 +7609,7 @@
         <w:pStyle w:val="Heading2"/>
         <w:rPr/>
       </w:pPr>
-      <w:bookmarkStart w:id="15" w:name="__RefHeading___Toc46401_4195859891"/>
+      <w:bookmarkStart w:id="15" w:name="__RefHeading___Toc46401_3949650649"/>
       <w:bookmarkEnd w:id="15"/>
       <w:r>
         <w:rPr>
@@ -7789,7 +7789,7 @@
         <w:pStyle w:val="Heading2"/>
         <w:rPr/>
       </w:pPr>
-      <w:bookmarkStart w:id="16" w:name="__RefHeading___Toc46403_4195859891"/>
+      <w:bookmarkStart w:id="16" w:name="__RefHeading___Toc46403_3949650649"/>
       <w:bookmarkEnd w:id="16"/>
       <w:r>
         <w:rPr>
@@ -8445,7 +8445,7 @@
         <w:pStyle w:val="Heading2"/>
         <w:rPr/>
       </w:pPr>
-      <w:bookmarkStart w:id="17" w:name="__RefHeading___Toc46405_4195859891"/>
+      <w:bookmarkStart w:id="17" w:name="__RefHeading___Toc46405_3949650649"/>
       <w:bookmarkEnd w:id="17"/>
       <w:r>
         <w:rPr>
@@ -9286,23 +9286,13 @@
     </w:tbl>
     <w:p>
       <w:pPr>
-        <w:pStyle w:val="Normal"/>
-        <w:spacing w:before="0" w:after="80"/>
+        <w:pStyle w:val="Heading1"/>
         <w:rPr/>
       </w:pPr>
       <w:r>
-        <w:rPr/>
-      </w:r>
-      <w:r>
         <w:br w:type="page"/>
       </w:r>
-    </w:p>
-    <w:p>
-      <w:pPr>
-        <w:pStyle w:val="Heading1"/>
-        <w:rPr/>
-      </w:pPr>
-      <w:bookmarkStart w:id="18" w:name="__RefHeading___Toc46407_4195859891"/>
+      <w:bookmarkStart w:id="18" w:name="__RefHeading___Toc46407_3949650649"/>
       <w:bookmarkEnd w:id="18"/>
       <w:r>
         <w:rPr>
@@ -9319,7 +9309,7 @@
         <w:pStyle w:val="Heading2"/>
         <w:rPr/>
       </w:pPr>
-      <w:bookmarkStart w:id="19" w:name="__RefHeading___Toc46409_4195859891"/>
+      <w:bookmarkStart w:id="19" w:name="__RefHeading___Toc46409_3949650649"/>
       <w:bookmarkEnd w:id="19"/>
       <w:r>
         <w:rPr>
@@ -9393,7 +9383,7 @@
         <w:pStyle w:val="Heading2"/>
         <w:rPr/>
       </w:pPr>
-      <w:bookmarkStart w:id="20" w:name="__RefHeading___Toc46411_4195859891"/>
+      <w:bookmarkStart w:id="20" w:name="__RefHeading___Toc46411_3949650649"/>
       <w:bookmarkEnd w:id="20"/>
       <w:r>
         <w:rPr>
@@ -9519,7 +9509,7 @@
         <w:pStyle w:val="Heading2"/>
         <w:rPr/>
       </w:pPr>
-      <w:bookmarkStart w:id="21" w:name="__RefHeading___Toc46413_4195859891"/>
+      <w:bookmarkStart w:id="21" w:name="__RefHeading___Toc46413_3949650649"/>
       <w:bookmarkEnd w:id="21"/>
       <w:r>
         <w:rPr>
@@ -10021,19 +10011,6 @@
     </w:tbl>
     <w:p>
       <w:pPr>
-        <w:pStyle w:val="Normal"/>
-        <w:spacing w:before="0" w:after="80"/>
-        <w:rPr/>
-      </w:pPr>
-      <w:r>
-        <w:rPr/>
-      </w:r>
-      <w:r>
-        <w:br w:type="page"/>
-      </w:r>
-    </w:p>
-    <w:p>
-      <w:pPr>
         <w:pStyle w:val="Heading1"/>
         <w:tabs>
           <w:tab w:val="clear" w:pos="720"/>
@@ -10051,7 +10028,10 @@
           <w:spacing w:val="0"/>
         </w:rPr>
       </w:pPr>
-      <w:bookmarkStart w:id="22" w:name="__RefHeading___Toc46415_4195859891"/>
+      <w:r>
+        <w:br w:type="page"/>
+      </w:r>
+      <w:bookmarkStart w:id="22" w:name="__RefHeading___Toc46415_3949650649"/>
       <w:bookmarkStart w:id="23" w:name="_Toc233203395"/>
       <w:bookmarkEnd w:id="22"/>
       <w:r>
